--- a/docs/meetings/sprint7_supervisor_review.docx
+++ b/docs/meetings/sprint7_supervisor_review.docx
@@ -1,6 +1,6 @@
 
 <file path=word/document.xml><?xml version="1.0" encoding="utf-8"?>
-<w:document xmlns:wpc="http://schemas.microsoft.com/office/word/2010/wordprocessingCanvas" xmlns:cx="http://schemas.microsoft.com/office/drawing/2014/chartex" xmlns:cx1="http://schemas.microsoft.com/office/drawing/2015/9/8/chartex" xmlns:cx2="http://schemas.microsoft.com/office/drawing/2015/10/21/chartex" xmlns:cx3="http://schemas.microsoft.com/office/drawing/2016/5/9/chartex" xmlns:cx4="http://schemas.microsoft.com/office/drawing/2016/5/10/chartex" xmlns:cx5="http://schemas.microsoft.com/office/drawing/2016/5/11/chartex" xmlns:cx6="http://schemas.microsoft.com/office/drawing/2016/5/12/chartex" xmlns:cx7="http://schemas.microsoft.com/office/drawing/2016/5/13/chartex" xmlns:cx8="http://schemas.microsoft.com/office/drawing/2016/5/14/chartex" xmlns:mc="http://schemas.openxmlformats.org/markup-compatibility/2006" xmlns:aink="http://schemas.microsoft.com/office/drawing/2016/ink" xmlns:am3d="http://schemas.microsoft.com/office/drawing/2017/model3d" xmlns:o="urn:schemas-microsoft-com:office:office" xmlns:oel="http://schemas.microsoft.com/office/2019/extlst" xmlns:r="http://schemas.openxmlformats.org/officeDocument/2006/relationships" xmlns:m="http://schemas.openxmlformats.org/officeDocument/2006/math" xmlns:v="urn:schemas-microsoft-com:vml" xmlns:wp14="http://schemas.microsoft.com/office/word/2010/wordprocessingDrawing" xmlns:wp="http://schemas.openxmlformats.org/drawingml/2006/wordprocessingDrawing" xmlns:w10="urn:schemas-microsoft-com:office:word" xmlns:w="http://schemas.openxmlformats.org/wordprocessingml/2006/main" xmlns:w14="http://schemas.microsoft.com/office/word/2010/wordml" xmlns:w15="http://schemas.microsoft.com/office/word/2012/wordml" xmlns:w16cei="http://schemas.microsoft.com/office/word/2026/wordml/cei" xmlns:w16cex="http://schemas.microsoft.com/office/word/2018/wordml/cex" xmlns:w16cid="http://schemas.microsoft.com/office/word/2016/wordml/cid" xmlns:w16="http://schemas.microsoft.com/office/word/2018/wordml" xmlns:w16du="http://schemas.microsoft.com/office/word/2023/wordml/word16du" xmlns:w16sdtdh="http://schemas.microsoft.com/office/word/2020/wordml/sdtdatahash" xmlns:w16sdtfl="http://schemas.microsoft.com/office/word/2024/wordml/sdtformatlock" xmlns:w16se="http://schemas.microsoft.com/office/word/2015/wordml/symex" xmlns:wpg="http://schemas.microsoft.com/office/word/2010/wordprocessingGroup" xmlns:wpi="http://schemas.microsoft.com/office/word/2010/wordprocessingInk" xmlns:wne="http://schemas.microsoft.com/office/word/2006/wordml" xmlns:wps="http://schemas.microsoft.com/office/word/2010/wordprocessingShape" mc:Ignorable="w14 w15 w16se w16cid w16 w16cex w16sdtdh w16sdtfl w16du wp14">
+<w:document xmlns:wpc="http://schemas.microsoft.com/office/word/2010/wordprocessingCanvas" xmlns:cx="http://schemas.microsoft.com/office/drawing/2014/chartex" xmlns:cx1="http://schemas.microsoft.com/office/drawing/2015/9/8/chartex" xmlns:cx2="http://schemas.microsoft.com/office/drawing/2015/10/21/chartex" xmlns:cx3="http://schemas.microsoft.com/office/drawing/2016/5/9/chartex" xmlns:cx4="http://schemas.microsoft.com/office/drawing/2016/5/10/chartex" xmlns:cx5="http://schemas.microsoft.com/office/drawing/2016/5/11/chartex" xmlns:cx6="http://schemas.microsoft.com/office/drawing/2016/5/12/chartex" xmlns:cx7="http://schemas.microsoft.com/office/drawing/2016/5/13/chartex" xmlns:cx8="http://schemas.microsoft.com/office/drawing/2016/5/14/chartex" xmlns:mc="http://schemas.openxmlformats.org/markup-compatibility/2006" xmlns:aink="http://schemas.microsoft.com/office/drawing/2016/ink" xmlns:am3d="http://schemas.microsoft.com/office/drawing/2017/model3d" xmlns:o="urn:schemas-microsoft-com:office:office" xmlns:oel="http://schemas.microsoft.com/office/2019/extlst" xmlns:r="http://schemas.openxmlformats.org/officeDocument/2006/relationships" xmlns:m="http://schemas.openxmlformats.org/officeDocument/2006/math" xmlns:v="urn:schemas-microsoft-com:vml" xmlns:wp14="http://schemas.microsoft.com/office/word/2010/wordprocessingDrawing" xmlns:wp="http://schemas.openxmlformats.org/drawingml/2006/wordprocessingDrawing" xmlns:w10="urn:schemas-microsoft-com:office:word" xmlns:w="http://schemas.openxmlformats.org/wordprocessingml/2006/main" xmlns:w14="http://schemas.microsoft.com/office/word/2010/wordml" xmlns:w15="http://schemas.microsoft.com/office/word/2012/wordml" xmlns:w16cex="http://schemas.microsoft.com/office/word/2018/wordml/cex" xmlns:w16cid="http://schemas.microsoft.com/office/word/2016/wordml/cid" xmlns:w16="http://schemas.microsoft.com/office/word/2018/wordml" xmlns:w16du="http://schemas.microsoft.com/office/word/2023/wordml/word16du" xmlns:w16sdtdh="http://schemas.microsoft.com/office/word/2020/wordml/sdtdatahash" xmlns:w16sdtfl="http://schemas.microsoft.com/office/word/2024/wordml/sdtformatlock" xmlns:w16se="http://schemas.microsoft.com/office/word/2015/wordml/symex" xmlns:wpg="http://schemas.microsoft.com/office/word/2010/wordprocessingGroup" xmlns:wpi="http://schemas.microsoft.com/office/word/2010/wordprocessingInk" xmlns:wne="http://schemas.microsoft.com/office/word/2006/wordml" xmlns:wps="http://schemas.microsoft.com/office/word/2010/wordprocessingShape" mc:Ignorable="w14 w15 w16se w16cid w16 w16cex w16sdtdh w16sdtfl w16du wp14">
   <w:body>
     <w:p>
       <w:pPr>
@@ -15,7 +15,7 @@
           <w:sz w:val="32"/>
           <w:szCs w:val="32"/>
         </w:rPr>
-        <w:t>SPRINT 7 — SPONSOR REVIEW</w:t>
+        <w:t xml:space="preserve">SPRINT 7 — SUPERVISOR REVIEW</w:t>
       </w:r>
     </w:p>
     <w:p/>
@@ -24,23 +24,13 @@
         <w:spacing w:after="80"/>
         <w:jc w:val="center"/>
       </w:pPr>
-      <w:proofErr w:type="spellStart"/>
       <w:r>
         <w:rPr>
           <w:b/>
           <w:bCs/>
           <w:color w:val="000000"/>
         </w:rPr>
-        <w:t>EduRAG</w:t>
-      </w:r>
-      <w:proofErr w:type="spellEnd"/>
-      <w:r>
-        <w:rPr>
-          <w:b/>
-          <w:bCs/>
-          <w:color w:val="000000"/>
-        </w:rPr>
-        <w:t>: An AI-Powered Course Assistant Using Retrieval-Augmented Generation</w:t>
+        <w:t>EduRAG: An AI-Powered Course Assistant Using Retrieval-Augmented Generation</w:t>
       </w:r>
     </w:p>
     <w:p>
@@ -80,35 +70,7 @@
         <w:rPr>
           <w:color w:val="000000"/>
         </w:rPr>
-        <w:t xml:space="preserve">Sprint 7 ran from 5 to 18 August 2026, building directly on the multi-subject scope agreed at the Sprint 6 sponsor review. The sprint's main track wired the previously unused PostgreSQL tables (users, courses, </w:t>
-      </w:r>
-      <w:proofErr w:type="spellStart"/>
-      <w:r>
-        <w:rPr>
-          <w:color w:val="000000"/>
-        </w:rPr>
-        <w:t>enrollments</w:t>
-      </w:r>
-      <w:proofErr w:type="spellEnd"/>
-      <w:r>
-        <w:rPr>
-          <w:color w:val="000000"/>
-        </w:rPr>
-        <w:t>) into real authentication and course/</w:t>
-      </w:r>
-      <w:proofErr w:type="spellStart"/>
-      <w:r>
-        <w:rPr>
-          <w:color w:val="000000"/>
-        </w:rPr>
-        <w:t>enrollment</w:t>
-      </w:r>
-      <w:proofErr w:type="spellEnd"/>
-      <w:r>
-        <w:rPr>
-          <w:color w:val="000000"/>
-        </w:rPr>
-        <w:t xml:space="preserve"> APIs, delivering the sponsor's request for configurable multi-subject, multi-cohort support. A parallel track delivered a formal retrieval-accuracy benchmark and progressed the marketing video re-record. This document summarises the outcomes of the Sprint 7 sponsor review meeting held with Prof. Jun Yan on 19 August 2026.</w:t>
+        <w:t xml:space="preserve">Sprint 7 ran from 5 to 18 August 2026, building directly on the multi-subject scope agreed at the Sprint 6 supervisor review. The sprint's main track wired the previously unused PostgreSQL tables (users, courses, enrollments) into real authentication and course/enrollment APIs, delivering the supervisor’s request for configurable multi-subject, multi-cohort support. A parallel track delivered a formal retrieval-accuracy benchmark and progressed the marketing video re-record. This document summarises the outcomes of the Sprint 7 supervisor review meeting held with Prof. Jun Yan on 19 August 2026.</w:t>
       </w:r>
     </w:p>
     <w:p>
@@ -158,21 +120,7 @@
         <w:rPr>
           <w:color w:val="000000"/>
         </w:rPr>
-        <w:t xml:space="preserve">Formal retrieval accuracy benchmark (T07) completed by </w:t>
-      </w:r>
-      <w:proofErr w:type="spellStart"/>
-      <w:r>
-        <w:rPr>
-          <w:color w:val="000000"/>
-        </w:rPr>
-        <w:t>Thi</w:t>
-      </w:r>
-      <w:proofErr w:type="spellEnd"/>
-      <w:r>
-        <w:rPr>
-          <w:color w:val="000000"/>
-        </w:rPr>
-        <w:t xml:space="preserve"> Hong Ngoc Nguyen — a labelled test set with precision and recall measured against the current pipeline. Ran independently of the rest of the sprint and finished the same day it started.</w:t>
+        <w:t xml:space="preserve">Formal retrieval accuracy benchmark (T07) completed by Thi Hong Ngoc Nguyen — a labelled test set with precision and recall measured against the current pipeline. Ran independently of the rest of the sprint and finished the same day it started.</w:t>
       </w:r>
     </w:p>
     <w:p>
@@ -195,21 +143,7 @@
         <w:rPr>
           <w:color w:val="000000"/>
         </w:rPr>
-        <w:t xml:space="preserve">The team decided to self-host the shared PostgreSQL database on a team member's own computer, using </w:t>
-      </w:r>
-      <w:proofErr w:type="spellStart"/>
-      <w:r>
-        <w:rPr>
-          <w:color w:val="000000"/>
-        </w:rPr>
-        <w:t>Tailscale</w:t>
-      </w:r>
-      <w:proofErr w:type="spellEnd"/>
-      <w:r>
-        <w:rPr>
-          <w:color w:val="000000"/>
-        </w:rPr>
-        <w:t xml:space="preserve"> to share access across the group — a cost-saving alternative to cloud hosting, consistent with the sponsor's Sprint 6 guidance that free local or AWS free-tier hosting is appropriate.</w:t>
+        <w:t xml:space="preserve">The team decided to self-host the shared PostgreSQL database on a team member's own computer, using Tailscale to share access across the group — a cost-saving alternative to cloud hosting, consistent with the supervisor’s Sprint 6 guidance that free local or AWS free-tier hosting is appropriate.</w:t>
       </w:r>
     </w:p>
     <w:p>
@@ -281,21 +215,7 @@
         <w:rPr>
           <w:color w:val="000000"/>
         </w:rPr>
-        <w:t xml:space="preserve">Per the project's Agile </w:t>
-      </w:r>
-      <w:proofErr w:type="gramStart"/>
-      <w:r>
-        <w:rPr>
-          <w:color w:val="000000"/>
-        </w:rPr>
-        <w:t>requirements</w:t>
-      </w:r>
-      <w:proofErr w:type="gramEnd"/>
-      <w:r>
-        <w:rPr>
-          <w:color w:val="000000"/>
-        </w:rPr>
-        <w:t xml:space="preserve"> structure, security can be treated as an optional/stretch feature, to be implemented if time and budget allow.</w:t>
+        <w:t xml:space="preserve">Per the project's Agile requirements structure, security can be treated as an optional/stretch feature, to be implemented if time and budget allow.</w:t>
       </w:r>
     </w:p>
     <w:p>
@@ -325,21 +245,7 @@
         <w:rPr>
           <w:color w:val="000000"/>
         </w:rPr>
-        <w:t xml:space="preserve">As in previous reviews, reiterated that demonstration material should clearly highlight the gap between </w:t>
-      </w:r>
-      <w:proofErr w:type="spellStart"/>
-      <w:r>
-        <w:rPr>
-          <w:color w:val="000000"/>
-        </w:rPr>
-        <w:t>EduRAG</w:t>
-      </w:r>
-      <w:proofErr w:type="spellEnd"/>
-      <w:r>
-        <w:rPr>
-          <w:color w:val="000000"/>
-        </w:rPr>
-        <w:t xml:space="preserve"> and generic large language models, supported by results and comparisons.</w:t>
+        <w:t xml:space="preserve">As in previous reviews, reiterated that demonstration material should clearly highlight the gap between EduRAG and generic large language models, supported by results and comparisons.</w:t>
       </w:r>
     </w:p>
     <w:p>
@@ -384,12 +290,6 @@
         <w:gridCol w:w="7238"/>
       </w:tblGrid>
       <w:tr>
-        <w:tblPrEx>
-          <w:tblCellMar>
-            <w:top w:w="0" w:type="dxa"/>
-            <w:bottom w:w="0" w:type="dxa"/>
-          </w:tblCellMar>
-        </w:tblPrEx>
         <w:trPr>
           <w:tblHeader/>
         </w:trPr>
@@ -453,12 +353,6 @@
         </w:tc>
       </w:tr>
       <w:tr>
-        <w:tblPrEx>
-          <w:tblCellMar>
-            <w:top w:w="0" w:type="dxa"/>
-            <w:bottom w:w="0" w:type="dxa"/>
-          </w:tblCellMar>
-        </w:tblPrEx>
         <w:tc>
           <w:tcPr>
             <w:tcW w:w="2400" w:type="dxa"/>
@@ -507,18 +401,12 @@
               <w:rPr>
                 <w:color w:val="000000"/>
               </w:rPr>
-              <w:t>Reviewed — stretch-goal direction confirmed. Prof. Jun Yan confirmed at the 19 August 2026 sponsor meeting that the database hosting decision and stretch-goal scope (personalisation, in-app model configuration) are approved. Formal security implementation is deferred pending risk-based design documentation.</w:t>
+              <w:t xml:space="preserve">Reviewed — stretch-goal direction confirmed. Prof. Jun Yan confirmed at the 19 August 2026 supervisor meeting that the database hosting decision and stretch-goal scope (personalisation, in-app model configuration) are approved. Formal security implementation is deferred pending risk-based design documentation.</w:t>
             </w:r>
           </w:p>
         </w:tc>
       </w:tr>
       <w:tr>
-        <w:tblPrEx>
-          <w:tblCellMar>
-            <w:top w:w="0" w:type="dxa"/>
-            <w:bottom w:w="0" w:type="dxa"/>
-          </w:tblCellMar>
-        </w:tblPrEx>
         <w:tc>
           <w:tcPr>
             <w:tcW w:w="2400" w:type="dxa"/>
@@ -569,42 +457,12 @@
               <w:rPr>
                 <w:color w:val="000000"/>
               </w:rPr>
-              <w:t>Sponsor Meeting (Meeting No. 1</w:t>
-            </w:r>
-            <w:r>
-              <w:rPr>
-                <w:color w:val="000000"/>
-              </w:rPr>
-              <w:t>5</w:t>
-            </w:r>
-            <w:r>
-              <w:rPr>
-                <w:color w:val="000000"/>
-              </w:rPr>
-              <w:t>) — 19 August 2026, 9:30</w:t>
-            </w:r>
-            <w:r>
-              <w:rPr>
-                <w:color w:val="000000"/>
-              </w:rPr>
-              <w:t xml:space="preserve"> AM, Webex</w:t>
-            </w:r>
-            <w:r>
-              <w:rPr>
-                <w:color w:val="000000"/>
-              </w:rPr>
-              <w:t xml:space="preserve">. Filed at docs/meetings/sprint7_sponsor_meeting.docx. </w:t>
+              <w:t xml:space="preserve">Supervisor Meeting (Meeting No. 15) — 19 August 2026, 9:30 AM, Webex. No separate meeting-minutes file is committed to the repo; this supervisor review document is the meeting record. Filed at docs/meetings/sprint7_supervisor_review.docx. </w:t>
             </w:r>
           </w:p>
         </w:tc>
       </w:tr>
       <w:tr>
-        <w:tblPrEx>
-          <w:tblCellMar>
-            <w:top w:w="0" w:type="dxa"/>
-            <w:bottom w:w="0" w:type="dxa"/>
-          </w:tblCellMar>
-        </w:tblPrEx>
         <w:tc>
           <w:tcPr>
             <w:tcW w:w="2400" w:type="dxa"/>
@@ -653,46 +511,12 @@
               <w:rPr>
                 <w:color w:val="000000"/>
               </w:rPr>
-              <w:t>Prof. Jun Yan satisfied with direction. Key feedback: (1) Treat security as an optional/stretch feature, researched and documented on a risk basis before implementation; (2) Local/</w:t>
-            </w:r>
-            <w:proofErr w:type="spellStart"/>
-            <w:r>
-              <w:rPr>
-                <w:color w:val="000000"/>
-              </w:rPr>
-              <w:t>Tailscale</w:t>
-            </w:r>
-            <w:proofErr w:type="spellEnd"/>
-            <w:r>
-              <w:rPr>
-                <w:color w:val="000000"/>
-              </w:rPr>
-              <w:t xml:space="preserve"> database hosting confirmed appropriate, no paid cloud required; (3) Confirm Expo format, poster, and video requirements with the subject coordinator; (4) Continue to design demonstration material that highlights the </w:t>
-            </w:r>
-            <w:proofErr w:type="spellStart"/>
-            <w:r>
-              <w:rPr>
-                <w:color w:val="000000"/>
-              </w:rPr>
-              <w:t>EduRAG</w:t>
-            </w:r>
-            <w:proofErr w:type="spellEnd"/>
-            <w:r>
-              <w:rPr>
-                <w:color w:val="000000"/>
-              </w:rPr>
-              <w:t xml:space="preserve"> vs generic-LLM gap; (5) Bring an updated, working demo to the next sponsor meeting.</w:t>
+              <w:t xml:space="preserve">Prof. Jun Yan satisfied with direction. Key feedback: (1) Treat security as an optional/stretch feature, researched and documented on a risk basis before implementation; (2) Local/Tailscale database hosting confirmed appropriate, no paid cloud required; (3) Confirm Expo format, poster, and video requirements with the subject coordinator; (4) Continue to design demonstration material that highlights the EduRAG vs generic-LLM gap; (5) Bring an updated, working demo to the next supervisor meeting.</w:t>
             </w:r>
           </w:p>
         </w:tc>
       </w:tr>
       <w:tr>
-        <w:tblPrEx>
-          <w:tblCellMar>
-            <w:top w:w="0" w:type="dxa"/>
-            <w:bottom w:w="0" w:type="dxa"/>
-          </w:tblCellMar>
-        </w:tblPrEx>
         <w:tc>
           <w:tcPr>
             <w:tcW w:w="2400" w:type="dxa"/>
@@ -743,7 +567,7 @@
               <w:rPr>
                 <w:color w:val="000000"/>
               </w:rPr>
-              <w:t>Review status is confirmed as reviewed and stretch-goal direction confirmed, based on the 19 August 2026 sponsor meeting (Prof. Jun Yan). Any formal sign-off document from Prof. Jun Yan should be appended to the relevant evidence pack before submission.</w:t>
+              <w:t xml:space="preserve">Review status is confirmed as reviewed and stretch-goal direction confirmed, based on the 19 August 2026 supervisor meeting (Prof. Jun Yan). Any formal sign-off document from Prof. Jun Yan should be appended to the relevant evidence pack before submission.</w:t>
             </w:r>
           </w:p>
         </w:tc>
@@ -780,12 +604,6 @@
         <w:gridCol w:w="3338"/>
       </w:tblGrid>
       <w:tr>
-        <w:tblPrEx>
-          <w:tblCellMar>
-            <w:top w:w="0" w:type="dxa"/>
-            <w:bottom w:w="0" w:type="dxa"/>
-          </w:tblCellMar>
-        </w:tblPrEx>
         <w:trPr>
           <w:tblHeader/>
         </w:trPr>
@@ -878,12 +696,6 @@
         </w:tc>
       </w:tr>
       <w:tr>
-        <w:tblPrEx>
-          <w:tblCellMar>
-            <w:top w:w="0" w:type="dxa"/>
-            <w:bottom w:w="0" w:type="dxa"/>
-          </w:tblCellMar>
-        </w:tblPrEx>
         <w:tc>
           <w:tcPr>
             <w:tcW w:w="3000" w:type="dxa"/>
@@ -964,12 +776,6 @@
         </w:tc>
       </w:tr>
       <w:tr>
-        <w:tblPrEx>
-          <w:tblCellMar>
-            <w:top w:w="0" w:type="dxa"/>
-            <w:bottom w:w="0" w:type="dxa"/>
-          </w:tblCellMar>
-        </w:tblPrEx>
         <w:tc>
           <w:tcPr>
             <w:tcW w:w="3000" w:type="dxa"/>
@@ -993,7 +799,7 @@
               <w:rPr>
                 <w:color w:val="000000"/>
               </w:rPr>
-              <w:t>No live demo shown at this sponsor review</w:t>
+              <w:t xml:space="preserve">No live demo shown at this supervisor review</w:t>
             </w:r>
           </w:p>
         </w:tc>
@@ -1020,7 +826,7 @@
               <w:rPr>
                 <w:color w:val="000000"/>
               </w:rPr>
-              <w:t>Sponsor could not visually verify the multi-subject flow</w:t>
+              <w:t xml:space="preserve">Supervisor could not visually verify the multi-subject flow</w:t>
             </w:r>
           </w:p>
         </w:tc>
@@ -1047,18 +853,12 @@
               <w:rPr>
                 <w:color w:val="000000"/>
               </w:rPr>
-              <w:t>Prepare an updated, working demo for the next sponsor meeting</w:t>
+              <w:t xml:space="preserve">Prepare an updated, working demo for the next supervisor meeting</w:t>
             </w:r>
           </w:p>
         </w:tc>
       </w:tr>
       <w:tr>
-        <w:tblPrEx>
-          <w:tblCellMar>
-            <w:top w:w="0" w:type="dxa"/>
-            <w:bottom w:w="0" w:type="dxa"/>
-          </w:tblCellMar>
-        </w:tblPrEx>
         <w:tc>
           <w:tcPr>
             <w:tcW w:w="3000" w:type="dxa"/>
@@ -1139,12 +939,6 @@
         </w:tc>
       </w:tr>
       <w:tr>
-        <w:tblPrEx>
-          <w:tblCellMar>
-            <w:top w:w="0" w:type="dxa"/>
-            <w:bottom w:w="0" w:type="dxa"/>
-          </w:tblCellMar>
-        </w:tblPrEx>
         <w:tc>
           <w:tcPr>
             <w:tcW w:w="3000" w:type="dxa"/>
@@ -1259,12 +1053,6 @@
         <w:gridCol w:w="2300"/>
       </w:tblGrid>
       <w:tr>
-        <w:tblPrEx>
-          <w:tblCellMar>
-            <w:top w:w="0" w:type="dxa"/>
-            <w:bottom w:w="0" w:type="dxa"/>
-          </w:tblCellMar>
-        </w:tblPrEx>
         <w:trPr>
           <w:tblHeader/>
         </w:trPr>
@@ -1357,12 +1145,6 @@
         </w:tc>
       </w:tr>
       <w:tr>
-        <w:tblPrEx>
-          <w:tblCellMar>
-            <w:top w:w="0" w:type="dxa"/>
-            <w:bottom w:w="0" w:type="dxa"/>
-          </w:tblCellMar>
-        </w:tblPrEx>
         <w:tc>
           <w:tcPr>
             <w:tcW w:w="700" w:type="dxa"/>
@@ -1411,21 +1193,7 @@
               <w:rPr>
                 <w:color w:val="000000"/>
               </w:rPr>
-              <w:t xml:space="preserve">Database hosted locally via </w:t>
-            </w:r>
-            <w:proofErr w:type="spellStart"/>
-            <w:r>
-              <w:rPr>
-                <w:color w:val="000000"/>
-              </w:rPr>
-              <w:t>Tailscale</w:t>
-            </w:r>
-            <w:proofErr w:type="spellEnd"/>
-            <w:r>
-              <w:rPr>
-                <w:color w:val="000000"/>
-              </w:rPr>
-              <w:t xml:space="preserve"> rather than paid cloud</w:t>
+              <w:t xml:space="preserve">Database hosted locally via Tailscale rather than paid cloud</w:t>
             </w:r>
           </w:p>
         </w:tc>
@@ -1457,12 +1225,6 @@
         </w:tc>
       </w:tr>
       <w:tr>
-        <w:tblPrEx>
-          <w:tblCellMar>
-            <w:top w:w="0" w:type="dxa"/>
-            <w:bottom w:w="0" w:type="dxa"/>
-          </w:tblCellMar>
-        </w:tblPrEx>
         <w:tc>
           <w:tcPr>
             <w:tcW w:w="700" w:type="dxa"/>
@@ -1546,12 +1308,6 @@
         </w:tc>
       </w:tr>
       <w:tr>
-        <w:tblPrEx>
-          <w:tblCellMar>
-            <w:top w:w="0" w:type="dxa"/>
-            <w:bottom w:w="0" w:type="dxa"/>
-          </w:tblCellMar>
-        </w:tblPrEx>
         <w:tc>
           <w:tcPr>
             <w:tcW w:w="700" w:type="dxa"/>
@@ -1632,12 +1388,6 @@
         </w:tc>
       </w:tr>
       <w:tr>
-        <w:tblPrEx>
-          <w:tblCellMar>
-            <w:top w:w="0" w:type="dxa"/>
-            <w:bottom w:w="0" w:type="dxa"/>
-          </w:tblCellMar>
-        </w:tblPrEx>
         <w:tc>
           <w:tcPr>
             <w:tcW w:w="700" w:type="dxa"/>
@@ -1721,12 +1471,6 @@
         </w:tc>
       </w:tr>
       <w:tr>
-        <w:tblPrEx>
-          <w:tblCellMar>
-            <w:top w:w="0" w:type="dxa"/>
-            <w:bottom w:w="0" w:type="dxa"/>
-          </w:tblCellMar>
-        </w:tblPrEx>
         <w:tc>
           <w:tcPr>
             <w:tcW w:w="700" w:type="dxa"/>
@@ -1749,6 +1493,7 @@
               <w:rPr>
                 <w:color w:val="000000"/>
               </w:rPr>
+              <w:lastRenderedPageBreak/>
               <w:t>5</w:t>
             </w:r>
           </w:p>
@@ -1775,7 +1520,7 @@
               <w:rPr>
                 <w:color w:val="000000"/>
               </w:rPr>
-              <w:t>Updated, working live demo to be prepared for the next sponsor meeting</w:t>
+              <w:t xml:space="preserve">Updated, working live demo to be prepared for the next supervisor meeting</w:t>
             </w:r>
           </w:p>
         </w:tc>
@@ -1812,7 +1557,6 @@
         <w:pStyle w:val="Heading1"/>
       </w:pPr>
       <w:r>
-        <w:lastRenderedPageBreak/>
         <w:t>7. Expo Briefing (New Information)</w:t>
       </w:r>
     </w:p>
@@ -1849,12 +1593,6 @@
         <w:gridCol w:w="7238"/>
       </w:tblGrid>
       <w:tr>
-        <w:tblPrEx>
-          <w:tblCellMar>
-            <w:top w:w="0" w:type="dxa"/>
-            <w:bottom w:w="0" w:type="dxa"/>
-          </w:tblCellMar>
-        </w:tblPrEx>
         <w:trPr>
           <w:tblHeader/>
         </w:trPr>
@@ -1918,12 +1656,6 @@
         </w:tc>
       </w:tr>
       <w:tr>
-        <w:tblPrEx>
-          <w:tblCellMar>
-            <w:top w:w="0" w:type="dxa"/>
-            <w:bottom w:w="0" w:type="dxa"/>
-          </w:tblCellMar>
-        </w:tblPrEx>
         <w:tc>
           <w:tcPr>
             <w:tcW w:w="2400" w:type="dxa"/>
@@ -1978,12 +1710,6 @@
         </w:tc>
       </w:tr>
       <w:tr>
-        <w:tblPrEx>
-          <w:tblCellMar>
-            <w:top w:w="0" w:type="dxa"/>
-            <w:bottom w:w="0" w:type="dxa"/>
-          </w:tblCellMar>
-        </w:tblPrEx>
         <w:tc>
           <w:tcPr>
             <w:tcW w:w="2400" w:type="dxa"/>
@@ -2040,12 +1766,6 @@
         </w:tc>
       </w:tr>
       <w:tr>
-        <w:tblPrEx>
-          <w:tblCellMar>
-            <w:top w:w="0" w:type="dxa"/>
-            <w:bottom w:w="0" w:type="dxa"/>
-          </w:tblCellMar>
-        </w:tblPrEx>
         <w:tc>
           <w:tcPr>
             <w:tcW w:w="2400" w:type="dxa"/>
@@ -2100,12 +1820,6 @@
         </w:tc>
       </w:tr>
       <w:tr>
-        <w:tblPrEx>
-          <w:tblCellMar>
-            <w:top w:w="0" w:type="dxa"/>
-            <w:bottom w:w="0" w:type="dxa"/>
-          </w:tblCellMar>
-        </w:tblPrEx>
         <w:tc>
           <w:tcPr>
             <w:tcW w:w="2400" w:type="dxa"/>
@@ -2162,12 +1876,6 @@
         </w:tc>
       </w:tr>
       <w:tr>
-        <w:tblPrEx>
-          <w:tblCellMar>
-            <w:top w:w="0" w:type="dxa"/>
-            <w:bottom w:w="0" w:type="dxa"/>
-          </w:tblCellMar>
-        </w:tblPrEx>
         <w:tc>
           <w:tcPr>
             <w:tcW w:w="2400" w:type="dxa"/>
@@ -2222,12 +1930,6 @@
         </w:tc>
       </w:tr>
       <w:tr>
-        <w:tblPrEx>
-          <w:tblCellMar>
-            <w:top w:w="0" w:type="dxa"/>
-            <w:bottom w:w="0" w:type="dxa"/>
-          </w:tblCellMar>
-        </w:tblPrEx>
         <w:tc>
           <w:tcPr>
             <w:tcW w:w="2400" w:type="dxa"/>
@@ -2284,12 +1986,6 @@
         </w:tc>
       </w:tr>
       <w:tr>
-        <w:tblPrEx>
-          <w:tblCellMar>
-            <w:top w:w="0" w:type="dxa"/>
-            <w:bottom w:w="0" w:type="dxa"/>
-          </w:tblCellMar>
-        </w:tblPrEx>
         <w:tc>
           <w:tcPr>
             <w:tcW w:w="2400" w:type="dxa"/>
@@ -2374,21 +2070,7 @@
         <w:rPr>
           <w:color w:val="000000"/>
         </w:rPr>
-        <w:t xml:space="preserve">Document prepared by: Tung Phuong Anh </w:t>
-      </w:r>
-      <w:proofErr w:type="gramStart"/>
-      <w:r>
-        <w:rPr>
-          <w:color w:val="000000"/>
-        </w:rPr>
-        <w:t>Huynh  |</w:t>
-      </w:r>
-      <w:proofErr w:type="gramEnd"/>
-      <w:r>
-        <w:rPr>
-          <w:color w:val="000000"/>
-        </w:rPr>
-        <w:t xml:space="preserve">  CSIT321 Project 37, Group 19</w:t>
+        <w:t xml:space="preserve">Document prepared by: Tung Phuong Anh Huynh  |  CSIT321 Project 37, Group 19</w:t>
       </w:r>
     </w:p>
     <w:sectPr>
@@ -2402,7 +2084,7 @@
 </file>
 
 <file path=word/numbering.xml><?xml version="1.0" encoding="utf-8"?>
-<w:numbering xmlns:wpc="http://schemas.microsoft.com/office/word/2010/wordprocessingCanvas" xmlns:cx="http://schemas.microsoft.com/office/drawing/2014/chartex" xmlns:cx1="http://schemas.microsoft.com/office/drawing/2015/9/8/chartex" xmlns:cx2="http://schemas.microsoft.com/office/drawing/2015/10/21/chartex" xmlns:cx3="http://schemas.microsoft.com/office/drawing/2016/5/9/chartex" xmlns:cx4="http://schemas.microsoft.com/office/drawing/2016/5/10/chartex" xmlns:cx5="http://schemas.microsoft.com/office/drawing/2016/5/11/chartex" xmlns:cx6="http://schemas.microsoft.com/office/drawing/2016/5/12/chartex" xmlns:cx7="http://schemas.microsoft.com/office/drawing/2016/5/13/chartex" xmlns:cx8="http://schemas.microsoft.com/office/drawing/2016/5/14/chartex" xmlns:mc="http://schemas.openxmlformats.org/markup-compatibility/2006" xmlns:aink="http://schemas.microsoft.com/office/drawing/2016/ink" xmlns:am3d="http://schemas.microsoft.com/office/drawing/2017/model3d" xmlns:o="urn:schemas-microsoft-com:office:office" xmlns:oel="http://schemas.microsoft.com/office/2019/extlst" xmlns:r="http://schemas.openxmlformats.org/officeDocument/2006/relationships" xmlns:m="http://schemas.openxmlformats.org/officeDocument/2006/math" xmlns:v="urn:schemas-microsoft-com:vml" xmlns:wp14="http://schemas.microsoft.com/office/word/2010/wordprocessingDrawing" xmlns:wp="http://schemas.openxmlformats.org/drawingml/2006/wordprocessingDrawing" xmlns:w10="urn:schemas-microsoft-com:office:word" xmlns:w="http://schemas.openxmlformats.org/wordprocessingml/2006/main" xmlns:w14="http://schemas.microsoft.com/office/word/2010/wordml" xmlns:w15="http://schemas.microsoft.com/office/word/2012/wordml" xmlns:w16cei="http://schemas.microsoft.com/office/word/2026/wordml/cei" xmlns:w16cex="http://schemas.microsoft.com/office/word/2018/wordml/cex" xmlns:w16cid="http://schemas.microsoft.com/office/word/2016/wordml/cid" xmlns:w16="http://schemas.microsoft.com/office/word/2018/wordml" xmlns:w16du="http://schemas.microsoft.com/office/word/2023/wordml/word16du" xmlns:w16sdtdh="http://schemas.microsoft.com/office/word/2020/wordml/sdtdatahash" xmlns:w16sdtfl="http://schemas.microsoft.com/office/word/2024/wordml/sdtformatlock" xmlns:w16se="http://schemas.microsoft.com/office/word/2015/wordml/symex" xmlns:wpg="http://schemas.microsoft.com/office/word/2010/wordprocessingGroup" xmlns:wpi="http://schemas.microsoft.com/office/word/2010/wordprocessingInk" xmlns:wne="http://schemas.microsoft.com/office/word/2006/wordml" xmlns:wps="http://schemas.microsoft.com/office/word/2010/wordprocessingShape" mc:Ignorable="w14 w15 w16se w16cid w16 w16cex w16sdtdh w16sdtfl w16du wp14">
+<w:numbering xmlns:wpc="http://schemas.microsoft.com/office/word/2010/wordprocessingCanvas" xmlns:cx="http://schemas.microsoft.com/office/drawing/2014/chartex" xmlns:cx1="http://schemas.microsoft.com/office/drawing/2015/9/8/chartex" xmlns:cx2="http://schemas.microsoft.com/office/drawing/2015/10/21/chartex" xmlns:cx3="http://schemas.microsoft.com/office/drawing/2016/5/9/chartex" xmlns:cx4="http://schemas.microsoft.com/office/drawing/2016/5/10/chartex" xmlns:cx5="http://schemas.microsoft.com/office/drawing/2016/5/11/chartex" xmlns:cx6="http://schemas.microsoft.com/office/drawing/2016/5/12/chartex" xmlns:cx7="http://schemas.microsoft.com/office/drawing/2016/5/13/chartex" xmlns:cx8="http://schemas.microsoft.com/office/drawing/2016/5/14/chartex" xmlns:mc="http://schemas.openxmlformats.org/markup-compatibility/2006" xmlns:aink="http://schemas.microsoft.com/office/drawing/2016/ink" xmlns:am3d="http://schemas.microsoft.com/office/drawing/2017/model3d" xmlns:o="urn:schemas-microsoft-com:office:office" xmlns:oel="http://schemas.microsoft.com/office/2019/extlst" xmlns:r="http://schemas.openxmlformats.org/officeDocument/2006/relationships" xmlns:m="http://schemas.openxmlformats.org/officeDocument/2006/math" xmlns:v="urn:schemas-microsoft-com:vml" xmlns:wp14="http://schemas.microsoft.com/office/word/2010/wordprocessingDrawing" xmlns:wp="http://schemas.openxmlformats.org/drawingml/2006/wordprocessingDrawing" xmlns:w10="urn:schemas-microsoft-com:office:word" xmlns:w="http://schemas.openxmlformats.org/wordprocessingml/2006/main" xmlns:w14="http://schemas.microsoft.com/office/word/2010/wordml" xmlns:w15="http://schemas.microsoft.com/office/word/2012/wordml" xmlns:w16cex="http://schemas.microsoft.com/office/word/2018/wordml/cex" xmlns:w16cid="http://schemas.microsoft.com/office/word/2016/wordml/cid" xmlns:w16="http://schemas.microsoft.com/office/word/2018/wordml" xmlns:w16du="http://schemas.microsoft.com/office/word/2023/wordml/word16du" xmlns:w16sdtdh="http://schemas.microsoft.com/office/word/2020/wordml/sdtdatahash" xmlns:w16sdtfl="http://schemas.microsoft.com/office/word/2024/wordml/sdtformatlock" xmlns:w16se="http://schemas.microsoft.com/office/word/2015/wordml/symex" xmlns:wpg="http://schemas.microsoft.com/office/word/2010/wordprocessingGroup" xmlns:wpi="http://schemas.microsoft.com/office/word/2010/wordprocessingInk" xmlns:wne="http://schemas.microsoft.com/office/word/2006/wordml" xmlns:wps="http://schemas.microsoft.com/office/word/2010/wordprocessingShape" mc:Ignorable="w14 w15 w16se w16cid w16 w16cex w16sdtdh w16sdtfl w16du wp14">
   <w:abstractNum w:abstractNumId="0" w15:restartNumberingAfterBreak="0">
     <w:nsid w:val="168B74EB"/>
     <w:multiLevelType w:val="hybridMultilevel"/>
